--- a/backend/templates/files/promotion-letter.docx
+++ b/backend/templates/files/promotion-letter.docx
@@ -185,13 +185,29 @@
         <w:t xml:space="preserve">Your reporting manager will remain {reportingManager} (or update if changing), and you will be taking on responsibilities including, but not limited to:</w:t>
       </w:r>
     </w:p>
+    <w:p w14:paraId="0000012C1">
+      <w:pPr>
+        <w:spacing w:after="0" w:before="0" w:lineRule="auto"/>
+        <w:jc w:val="both"/>
+        <w:rPr>
+          <w:rFonts w:ascii="Calibri" w:cs="Calibri" w:eastAsia="Calibri" w:hAnsi="Calibri"/>
+        </w:rPr>
+      </w:pPr>
+      <w:r>
+        <w:rPr>
+          <w:rFonts w:ascii="Calibri" w:cs="Calibri" w:eastAsia="Calibri" w:hAnsi="Calibri"/>
+          <w:rtl w:val="0"/>
+        </w:rPr>
+        <w:t xml:space="preserve">{#responsibilities}</w:t>
+      </w:r>
+    </w:p>
     <w:p>
       <w:pPr>
         <w:numPr>
           <w:ilvl w:val="0"/>
           <w:numId w:val="27"/>
         </w:numPr>
-        <w:spacing w:after="0" w:afterAutospacing="0" w:before="240" w:lineRule="auto"/>
+        <w:spacing w:after="120" w:afterAutospacing="0" w:before="120" w:lineRule="auto"/>
         <w:ind w:left="720" w:hanging="360"/>
         <w:jc w:val="both"/>
         <w:rPr>
@@ -203,17 +219,12 @@
           <w:rFonts w:ascii="Calibri" w:cs="Calibri" w:eastAsia="Calibri" w:hAnsi="Calibri"/>
           <w:rtl w:val="0"/>
         </w:rPr>
-        <w:t xml:space="preserve">{responsibility1}</w:t>
+        <w:t xml:space="preserve">{text}</w:t>
       </w:r>
     </w:p>
-    <w:p>
-      <w:pPr>
-        <w:numPr>
-          <w:ilvl w:val="0"/>
-          <w:numId w:val="27"/>
-        </w:numPr>
-        <w:spacing w:after="0" w:afterAutospacing="0" w:before="0" w:beforeAutospacing="0" w:lineRule="auto"/>
-        <w:ind w:left="720" w:hanging="360"/>
+    <w:p w14:paraId="0000012C2">
+      <w:pPr>
+        <w:spacing w:after="0" w:before="0" w:lineRule="auto"/>
         <w:jc w:val="both"/>
         <w:rPr>
           <w:rFonts w:ascii="Calibri" w:cs="Calibri" w:eastAsia="Calibri" w:hAnsi="Calibri"/>
@@ -224,28 +235,7 @@
           <w:rFonts w:ascii="Calibri" w:cs="Calibri" w:eastAsia="Calibri" w:hAnsi="Calibri"/>
           <w:rtl w:val="0"/>
         </w:rPr>
-        <w:t xml:space="preserve">{responsibility2}</w:t>
-      </w:r>
-    </w:p>
-    <w:p>
-      <w:pPr>
-        <w:numPr>
-          <w:ilvl w:val="0"/>
-          <w:numId w:val="27"/>
-        </w:numPr>
-        <w:spacing w:after="240" w:before="0" w:beforeAutospacing="0" w:lineRule="auto"/>
-        <w:ind w:left="720" w:hanging="360"/>
-        <w:jc w:val="both"/>
-        <w:rPr>
-          <w:rFonts w:ascii="Calibri" w:cs="Calibri" w:eastAsia="Calibri" w:hAnsi="Calibri"/>
-        </w:rPr>
-      </w:pPr>
-      <w:r>
-        <w:rPr>
-          <w:rFonts w:ascii="Calibri" w:cs="Calibri" w:eastAsia="Calibri" w:hAnsi="Calibri"/>
-          <w:rtl w:val="0"/>
-        </w:rPr>
-        <w:t xml:space="preserve">{responsibility3}</w:t>
+        <w:t xml:space="preserve">{/responsibilities}</w:t>
       </w:r>
     </w:p>
     <w:p>
